--- a/resume.docx
+++ b/resume.docx
@@ -291,7 +291,7 @@
           </mc:Choice>
           <mc:Fallback>
             <w:pict>
-              <v:shape w14:anchorId="3EC9C5B6" id="Graphic 3" o:spid="_x0000_s1026" style="position:absolute;margin-left:36pt;margin-top:1.6pt;width:540pt;height:.1pt;z-index:251661824;visibility:visible;mso-wrap-style:square;mso-wrap-distance-left:0;mso-wrap-distance-top:0;mso-wrap-distance-right:0;mso-wrap-distance-bottom:0;mso-position-horizontal:absolute;mso-position-horizontal-relative:page;mso-position-vertical:absolute;mso-position-vertical-relative:text;v-text-anchor:top" coordsize="6858000,1270" o:gfxdata="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" path="m,l6858000,e" filled="f" strokeweight=".14039mm">
+              <v:shape w14:anchorId="40E58472" id="Graphic 3" o:spid="_x0000_s1026" style="position:absolute;margin-left:36pt;margin-top:1.6pt;width:540pt;height:.1pt;z-index:251661824;visibility:visible;mso-wrap-style:square;mso-wrap-distance-left:0;mso-wrap-distance-top:0;mso-wrap-distance-right:0;mso-wrap-distance-bottom:0;mso-position-horizontal:absolute;mso-position-horizontal-relative:page;mso-position-vertical:absolute;mso-position-vertical-relative:text;v-text-anchor:top" coordsize="6858000,1270" o:gfxdata="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" path="m,l6858000,e" filled="f" strokeweight=".14039mm">
                 <v:path arrowok="t"/>
                 <w10:wrap anchorx="page"/>
               </v:shape>
@@ -600,7 +600,7 @@
           </mc:Choice>
           <mc:Fallback>
             <w:pict>
-              <v:shape w14:anchorId="79C50475" id="Graphic 3" o:spid="_x0000_s1026" style="position:absolute;margin-left:36pt;margin-top:1.6pt;width:540pt;height:.1pt;z-index:251649536;visibility:visible;mso-wrap-style:square;mso-wrap-distance-left:0;mso-wrap-distance-top:0;mso-wrap-distance-right:0;mso-wrap-distance-bottom:0;mso-position-horizontal:absolute;mso-position-horizontal-relative:page;mso-position-vertical:absolute;mso-position-vertical-relative:text;v-text-anchor:top" coordsize="6858000,1270" o:gfxdata="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" path="m,l6858000,e" filled="f" strokeweight=".14039mm">
+              <v:shape w14:anchorId="1A8277B5" id="Graphic 3" o:spid="_x0000_s1026" style="position:absolute;margin-left:36pt;margin-top:1.6pt;width:540pt;height:.1pt;z-index:251649536;visibility:visible;mso-wrap-style:square;mso-wrap-distance-left:0;mso-wrap-distance-top:0;mso-wrap-distance-right:0;mso-wrap-distance-bottom:0;mso-position-horizontal:absolute;mso-position-horizontal-relative:page;mso-position-vertical:absolute;mso-position-vertical-relative:text;v-text-anchor:top" coordsize="6858000,1270" o:gfxdata="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" path="m,l6858000,e" filled="f" strokeweight=".14039mm">
                 <v:path arrowok="t"/>
                 <w10:wrap anchorx="page"/>
               </v:shape>
@@ -945,7 +945,7 @@
           </mc:Choice>
           <mc:Fallback>
             <w:pict>
-              <v:shape w14:anchorId="30BDA575" id="Graphic 4" o:spid="_x0000_s1026" style="position:absolute;margin-left:36pt;margin-top:3.15pt;width:540pt;height:.1pt;z-index:251650560;visibility:visible;mso-wrap-style:square;mso-wrap-distance-left:0;mso-wrap-distance-top:0;mso-wrap-distance-right:0;mso-wrap-distance-bottom:0;mso-position-horizontal:absolute;mso-position-horizontal-relative:page;mso-position-vertical:absolute;mso-position-vertical-relative:text;v-text-anchor:top" coordsize="6858000,1270" o:gfxdata="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" path="m,l6858000,e" filled="f" strokeweight=".14039mm">
+              <v:shape w14:anchorId="1B53C39E" id="Graphic 4" o:spid="_x0000_s1026" style="position:absolute;margin-left:36pt;margin-top:3.15pt;width:540pt;height:.1pt;z-index:251650560;visibility:visible;mso-wrap-style:square;mso-wrap-distance-left:0;mso-wrap-distance-top:0;mso-wrap-distance-right:0;mso-wrap-distance-bottom:0;mso-position-horizontal:absolute;mso-position-horizontal-relative:page;mso-position-vertical:absolute;mso-position-vertical-relative:text;v-text-anchor:top" coordsize="6858000,1270" o:gfxdata="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" path="m,l6858000,e" filled="f" strokeweight=".14039mm">
                 <v:path arrowok="t"/>
                 <w10:wrap anchorx="page"/>
               </v:shape>
@@ -2551,7 +2551,7 @@
           </mc:Choice>
           <mc:Fallback>
             <w:pict>
-              <v:shape w14:anchorId="1C18E099" id="Graphic 5" o:spid="_x0000_s1026" style="position:absolute;margin-left:36pt;margin-top:4pt;width:540pt;height:.1pt;z-index:251647488;visibility:visible;mso-wrap-style:square;mso-wrap-distance-left:0;mso-wrap-distance-top:0;mso-wrap-distance-right:0;mso-wrap-distance-bottom:0;mso-position-horizontal:absolute;mso-position-horizontal-relative:page;mso-position-vertical:absolute;mso-position-vertical-relative:text;v-text-anchor:top" coordsize="6858000,1270" o:gfxdata="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" path="m,l6858000,e" filled="f" strokeweight=".14039mm">
+              <v:shape w14:anchorId="1950BB0C" id="Graphic 5" o:spid="_x0000_s1026" style="position:absolute;margin-left:36pt;margin-top:4pt;width:540pt;height:.1pt;z-index:251647488;visibility:visible;mso-wrap-style:square;mso-wrap-distance-left:0;mso-wrap-distance-top:0;mso-wrap-distance-right:0;mso-wrap-distance-bottom:0;mso-position-horizontal:absolute;mso-position-horizontal-relative:page;mso-position-vertical:absolute;mso-position-vertical-relative:text;v-text-anchor:top" coordsize="6858000,1270" o:gfxdata="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" path="m,l6858000,e" filled="f" strokeweight=".14039mm">
                 <v:path arrowok="t"/>
                 <w10:wrap anchorx="page"/>
               </v:shape>
@@ -3966,6 +3966,12 @@
         <w:rPr>
           <w:spacing w:val="-2"/>
         </w:rPr>
+        <w:t xml:space="preserve"> Lite</w:t>
+      </w:r>
+      <w:r>
+        <w:rPr>
+          <w:spacing w:val="-2"/>
+        </w:rPr>
         <w:t xml:space="preserve"> Model API.</w:t>
       </w:r>
     </w:p>
@@ -4627,35 +4633,28 @@
           <w:rFonts w:ascii="Bookman Old Style" w:hAnsi="Bookman Old Style"/>
           <w:i/>
         </w:rPr>
-        <w:t xml:space="preserve"> Flask, HTML, CSS, JavaScript,</w:t>
+        <w:t xml:space="preserve"> Flask, HTML, CSS, JavaScript</w:t>
       </w:r>
       <w:r>
         <w:rPr>
           <w:rFonts w:ascii="Bookman Old Style" w:hAnsi="Bookman Old Style"/>
           <w:i/>
         </w:rPr>
-        <w:t xml:space="preserve"> </w:t>
+        <w:t xml:space="preserve">, </w:t>
       </w:r>
       <w:r>
         <w:rPr>
           <w:rFonts w:ascii="Bookman Old Style" w:hAnsi="Bookman Old Style"/>
           <w:i/>
         </w:rPr>
-        <w:t>jQuery AJAX</w:t>
+        <w:t xml:space="preserve">Google Gemini </w:t>
       </w:r>
       <w:r>
         <w:rPr>
           <w:rFonts w:ascii="Bookman Old Style" w:hAnsi="Bookman Old Style"/>
           <w:i/>
         </w:rPr>
-        <w:t xml:space="preserve">, </w:t>
-      </w:r>
-      <w:r>
-        <w:rPr>
-          <w:rFonts w:ascii="Bookman Old Style" w:hAnsi="Bookman Old Style"/>
-          <w:i/>
-        </w:rPr>
-        <w:t>Google Gemini 1.5 Pro Model API</w:t>
+        <w:t>AI</w:t>
       </w:r>
     </w:p>
     <w:p>
@@ -4679,7 +4678,49 @@
         <w:rPr>
           <w:spacing w:val="-2"/>
         </w:rPr>
-        <w:t>Created an app to provide personalized nutrient recommendations using Flask.</w:t>
+        <w:t>Created an app to provide personalized nutrient recommendations using Flask</w:t>
+      </w:r>
+      <w:r>
+        <w:rPr>
+          <w:spacing w:val="-2"/>
+        </w:rPr>
+        <w:t xml:space="preserve"> </w:t>
+      </w:r>
+      <w:r>
+        <w:rPr>
+          <w:spacing w:val="-2"/>
+        </w:rPr>
+        <w:t>and Google's Gemini</w:t>
+      </w:r>
+      <w:r>
+        <w:rPr>
+          <w:spacing w:val="-2"/>
+        </w:rPr>
+        <w:t xml:space="preserve"> 2.0</w:t>
+      </w:r>
+      <w:r>
+        <w:rPr>
+          <w:spacing w:val="-2"/>
+        </w:rPr>
+        <w:t xml:space="preserve"> </w:t>
+      </w:r>
+      <w:r>
+        <w:rPr>
+          <w:spacing w:val="-2"/>
+        </w:rPr>
+        <w:t>Flash</w:t>
+      </w:r>
+      <w:r>
+        <w:rPr>
+          <w:spacing w:val="-2"/>
+        </w:rPr>
+        <w:t xml:space="preserve"> Lite</w:t>
+      </w:r>
+      <w:r>
+        <w:rPr>
+          <w:spacing w:val="-2"/>
+        </w:rPr>
+        <w:t xml:space="preserve"> Model API.</w:t>
       </w:r>
     </w:p>
     <w:p>
@@ -4703,25 +4744,21 @@
         <w:rPr>
           <w:spacing w:val="-2"/>
         </w:rPr>
-        <w:t xml:space="preserve">Gathered user inputs (age, gender, height, weight, etc.) via a </w:t>
-      </w:r>
-      <w:r>
-        <w:rPr>
-          <w:spacing w:val="-2"/>
-        </w:rPr>
-        <w:t>jQuery</w:t>
-      </w:r>
-      <w:r>
-        <w:rPr>
-          <w:spacing w:val="-2"/>
-        </w:rPr>
-        <w:t xml:space="preserve"> </w:t>
-      </w:r>
-      <w:r>
-        <w:rPr>
-          <w:spacing w:val="-2"/>
-        </w:rPr>
-        <w:t>AJAX-based form.</w:t>
+        <w:t xml:space="preserve">Gathered user inputs (age, gender, height, weight, etc.) via </w:t>
+      </w:r>
+      <w:proofErr w:type="spellStart"/>
+      <w:r>
+        <w:rPr>
+          <w:spacing w:val="-2"/>
+        </w:rPr>
+        <w:t>axios</w:t>
+      </w:r>
+      <w:proofErr w:type="spellEnd"/>
+      <w:r>
+        <w:rPr>
+          <w:spacing w:val="-2"/>
+        </w:rPr>
+        <w:t>-based form.</w:t>
       </w:r>
     </w:p>
     <w:p>
@@ -7257,7 +7294,7 @@
           </mc:Choice>
           <mc:Fallback>
             <w:pict>
-              <v:shape w14:anchorId="68F3C45B" id="Graphic 7" o:spid="_x0000_s1026" style="position:absolute;margin-left:36pt;margin-top:3.55pt;width:540pt;height:.1pt;z-index:251656704;visibility:visible;mso-wrap-style:square;mso-wrap-distance-left:0;mso-wrap-distance-top:0;mso-wrap-distance-right:0;mso-wrap-distance-bottom:0;mso-position-horizontal:absolute;mso-position-horizontal-relative:page;mso-position-vertical:absolute;mso-position-vertical-relative:text;v-text-anchor:top" coordsize="6858000,1270" o:gfxdata="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" path="m,l6858000,e" filled="f" strokeweight=".14039mm">
+              <v:shape w14:anchorId="14390A71" id="Graphic 7" o:spid="_x0000_s1026" style="position:absolute;margin-left:36pt;margin-top:3.55pt;width:540pt;height:.1pt;z-index:251656704;visibility:visible;mso-wrap-style:square;mso-wrap-distance-left:0;mso-wrap-distance-top:0;mso-wrap-distance-right:0;mso-wrap-distance-bottom:0;mso-position-horizontal:absolute;mso-position-horizontal-relative:page;mso-position-vertical:absolute;mso-position-vertical-relative:text;v-text-anchor:top" coordsize="6858000,1270" o:gfxdata="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" path="m,l6858000,e" filled="f" strokeweight=".14039mm">
                 <v:path arrowok="t"/>
                 <w10:wrap anchorx="page"/>
               </v:shape>
@@ -7823,7 +7860,7 @@
           </mc:Choice>
           <mc:Fallback>
             <w:pict>
-              <v:shape w14:anchorId="6BA53220" id="Graphic 4" o:spid="_x0000_s1026" style="position:absolute;margin-left:36pt;margin-top:2.25pt;width:540pt;height:.1pt;z-index:251659776;visibility:visible;mso-wrap-style:square;mso-wrap-distance-left:0;mso-wrap-distance-top:0;mso-wrap-distance-right:0;mso-wrap-distance-bottom:0;mso-position-horizontal:absolute;mso-position-horizontal-relative:page;mso-position-vertical:absolute;mso-position-vertical-relative:text;v-text-anchor:top" coordsize="6858000,1270" o:gfxdata="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" path="m,l6858000,e" filled="f" strokeweight=".14039mm">
+              <v:shape w14:anchorId="0B7F306C" id="Graphic 4" o:spid="_x0000_s1026" style="position:absolute;margin-left:36pt;margin-top:2.25pt;width:540pt;height:.1pt;z-index:251659776;visibility:visible;mso-wrap-style:square;mso-wrap-distance-left:0;mso-wrap-distance-top:0;mso-wrap-distance-right:0;mso-wrap-distance-bottom:0;mso-position-horizontal:absolute;mso-position-horizontal-relative:page;mso-position-vertical:absolute;mso-position-vertical-relative:text;v-text-anchor:top" coordsize="6858000,1270" o:gfxdata="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" path="m,l6858000,e" filled="f" strokeweight=".14039mm">
                 <v:path arrowok="t"/>
                 <w10:wrap anchorx="page"/>
               </v:shape>
@@ -8105,7 +8142,7 @@
           </mc:Choice>
           <mc:Fallback>
             <w:pict>
-              <v:shape w14:anchorId="233A20C6" id="Graphic 7" o:spid="_x0000_s1026" style="position:absolute;margin-left:36pt;margin-top:3.55pt;width:540pt;height:.1pt;z-index:251664896;visibility:visible;mso-wrap-style:square;mso-wrap-distance-left:0;mso-wrap-distance-top:0;mso-wrap-distance-right:0;mso-wrap-distance-bottom:0;mso-position-horizontal:absolute;mso-position-horizontal-relative:page;mso-position-vertical:absolute;mso-position-vertical-relative:text;v-text-anchor:top" coordsize="6858000,1270" o:gfxdata="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" path="m,l6858000,e" filled="f" strokeweight=".14039mm">
+              <v:shape w14:anchorId="1055BEA2" id="Graphic 7" o:spid="_x0000_s1026" style="position:absolute;margin-left:36pt;margin-top:3.55pt;width:540pt;height:.1pt;z-index:251664896;visibility:visible;mso-wrap-style:square;mso-wrap-distance-left:0;mso-wrap-distance-top:0;mso-wrap-distance-right:0;mso-wrap-distance-bottom:0;mso-position-horizontal:absolute;mso-position-horizontal-relative:page;mso-position-vertical:absolute;mso-position-vertical-relative:text;v-text-anchor:top" coordsize="6858000,1270" o:gfxdata="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" path="m,l6858000,e" filled="f" strokeweight=".14039mm">
                 <v:path arrowok="t"/>
                 <w10:wrap anchorx="page"/>
               </v:shape>
